--- a/开题负荷.docx
+++ b/开题负荷.docx
@@ -1995,7 +1995,24 @@
                 <w:rFonts w:hint="eastAsia"/>
                 <w:sz w:val="24"/>
               </w:rPr>
-              <w:t>每种方法都有其适用场景和优势，并在负荷预测实践中得到了广泛应用</w:t>
+              <w:t>每种方法都有其适用场景和优势，并在负荷预测实践中得到了广泛</w:t>
+            </w:r>
+            <w:r>
+              <w:rPr>
+                <w:rFonts w:hint="eastAsia"/>
+                <w:sz w:val="24"/>
+                <w:lang w:val="en-US" w:eastAsia="zh-CN"/>
+              </w:rPr>
+              <w:t>的</w:t>
+            </w:r>
+            <w:bookmarkStart w:id="0" w:name="_GoBack"/>
+            <w:bookmarkEnd w:id="0"/>
+            <w:r>
+              <w:rPr>
+                <w:rFonts w:hint="eastAsia"/>
+                <w:sz w:val="24"/>
+              </w:rPr>
+              <w:t>应用</w:t>
             </w:r>
             <w:r>
               <w:rPr>
@@ -8311,17 +8328,7 @@
                 <w:sz w:val="24"/>
                 <w:lang w:val="en-US" w:eastAsia="zh-CN"/>
               </w:rPr>
-              <w:t>)构建一个m×n 的网格，将数据空间划分为m×n 个单元格，计算该网格下的互信息 Im(X;Y)。同时为了消除网格大小的</w:t>
-            </w:r>
-            <w:bookmarkStart w:id="0" w:name="_GoBack"/>
-            <w:bookmarkEnd w:id="0"/>
-            <w:r>
-              <w:rPr>
-                <w:rFonts w:hint="eastAsia"/>
-                <w:sz w:val="24"/>
-                <w:lang w:val="en-US" w:eastAsia="zh-CN"/>
-              </w:rPr>
-              <w:t>影响，MIC通过在所有可能的网格划分中寻找最大互信息，并进行标准化处理。最终公式如下：</w:t>
+              <w:t>)构建一个m×n 的网格，将数据空间划分为m×n 个单元格，计算该网格下的互信息 Im(X;Y)。同时为了消除网格大小的影响，MIC通过在所有可能的网格划分中寻找最大互信息，并进行标准化处理。最终公式如下：</w:t>
             </w:r>
           </w:p>
           <w:p>
@@ -19556,6 +19563,12 @@
             <w:insideH w:val="single" w:color="auto" w:sz="4" w:space="0"/>
             <w:insideV w:val="single" w:color="auto" w:sz="4" w:space="0"/>
           </w:tblBorders>
+          <w:tblCellMar>
+            <w:top w:w="0" w:type="dxa"/>
+            <w:left w:w="108" w:type="dxa"/>
+            <w:bottom w:w="0" w:type="dxa"/>
+            <w:right w:w="108" w:type="dxa"/>
+          </w:tblCellMar>
         </w:tblPrEx>
         <w:trPr>
           <w:trHeight w:val="680" w:hRule="atLeast"/>
